--- a/project/分数计算器/1.docx
+++ b/project/分数计算器/1.docx
@@ -105,13 +105,13 @@
         <w:tblLook w:val="04A0" w:firstRow="1" w:lastRow="0" w:firstColumn="1" w:lastColumn="0" w:noHBand="0" w:noVBand="1"/>
       </w:tblPr>
       <w:tblGrid>
-        <w:gridCol w:w="1806"/>
-        <w:gridCol w:w="1800"/>
-        <w:gridCol w:w="597"/>
-        <w:gridCol w:w="1203"/>
-        <w:gridCol w:w="1206"/>
-        <w:gridCol w:w="594"/>
-        <w:gridCol w:w="1777"/>
+        <w:gridCol w:w="1802"/>
+        <w:gridCol w:w="1795"/>
+        <w:gridCol w:w="595"/>
+        <w:gridCol w:w="1200"/>
+        <w:gridCol w:w="1193"/>
+        <w:gridCol w:w="602"/>
+        <w:gridCol w:w="1796"/>
       </w:tblGrid>
       <w:tr>
         <w:trPr>
@@ -195,6 +195,17 @@
                 <w:szCs w:val="16"/>
               </w:rPr>
             </w:pPr>
+            <w:proofErr w:type="gramStart"/>
+            <w:r>
+              <w:rPr>
+                <w:rFonts w:ascii="宋体" w:hAnsi="宋体" w:hint="eastAsia"/>
+                <w:b/>
+                <w:sz w:val="24"/>
+                <w:szCs w:val="16"/>
+              </w:rPr>
+              <w:t>杨淮楠</w:t>
+            </w:r>
+            <w:proofErr w:type="gramEnd"/>
           </w:p>
         </w:tc>
         <w:tc>
@@ -258,6 +269,15 @@
                 <w:szCs w:val="16"/>
               </w:rPr>
             </w:pPr>
+            <w:r>
+              <w:rPr>
+                <w:rFonts w:ascii="宋体" w:hAnsi="宋体" w:hint="eastAsia"/>
+                <w:b/>
+                <w:sz w:val="24"/>
+                <w:szCs w:val="16"/>
+              </w:rPr>
+              <w:t>20252764</w:t>
+            </w:r>
           </w:p>
         </w:tc>
       </w:tr>
@@ -307,6 +327,15 @@
                 <w:szCs w:val="16"/>
               </w:rPr>
             </w:pPr>
+            <w:r>
+              <w:rPr>
+                <w:rFonts w:ascii="宋体" w:hAnsi="宋体" w:hint="eastAsia"/>
+                <w:b/>
+                <w:sz w:val="24"/>
+                <w:szCs w:val="16"/>
+              </w:rPr>
+              <w:t>2025工科试验班（计算机与智能软件）18班</w:t>
+            </w:r>
           </w:p>
         </w:tc>
       </w:tr>
@@ -1317,7 +1346,27 @@
                 <w:sz w:val="24"/>
                 <w:szCs w:val="24"/>
               </w:rPr>
-              <w:t>（1）按照分数类Franction的声明，实现其所有成员函数、友元及运算符重载。类的声明如下：</w:t>
+              <w:t>（1）按照分数类</w:t>
+            </w:r>
+            <w:proofErr w:type="spellStart"/>
+            <w:r>
+              <w:rPr>
+                <w:rFonts w:ascii="宋体" w:hAnsi="宋体" w:hint="eastAsia"/>
+                <w:bCs/>
+                <w:sz w:val="24"/>
+                <w:szCs w:val="24"/>
+              </w:rPr>
+              <w:t>Franction</w:t>
+            </w:r>
+            <w:proofErr w:type="spellEnd"/>
+            <w:r>
+              <w:rPr>
+                <w:rFonts w:ascii="宋体" w:hAnsi="宋体" w:hint="eastAsia"/>
+                <w:bCs/>
+                <w:sz w:val="24"/>
+                <w:szCs w:val="24"/>
+              </w:rPr>
+              <w:t>的声明，实现其所有成员函数、友元及运算符重载。类的声明如下：</w:t>
             </w:r>
           </w:p>
           <w:p>
@@ -1495,7 +1544,43 @@
                 <w:bCs/>
                 <w:szCs w:val="21"/>
               </w:rPr>
-              <w:t>friend ostream&amp; operator&lt;&lt;(ostream&amp; out, const Fraction&amp; frac);          //重载&lt;&lt;运算符</w:t>
+              <w:t xml:space="preserve">friend </w:t>
+            </w:r>
+            <w:proofErr w:type="spellStart"/>
+            <w:r>
+              <w:rPr>
+                <w:rFonts w:ascii="宋体" w:hAnsi="宋体" w:hint="eastAsia"/>
+                <w:bCs/>
+                <w:szCs w:val="21"/>
+              </w:rPr>
+              <w:t>ostream</w:t>
+            </w:r>
+            <w:proofErr w:type="spellEnd"/>
+            <w:r>
+              <w:rPr>
+                <w:rFonts w:ascii="宋体" w:hAnsi="宋体" w:hint="eastAsia"/>
+                <w:bCs/>
+                <w:szCs w:val="21"/>
+              </w:rPr>
+              <w:t>&amp; operator&lt;&lt;(</w:t>
+            </w:r>
+            <w:proofErr w:type="spellStart"/>
+            <w:r>
+              <w:rPr>
+                <w:rFonts w:ascii="宋体" w:hAnsi="宋体" w:hint="eastAsia"/>
+                <w:bCs/>
+                <w:szCs w:val="21"/>
+              </w:rPr>
+              <w:t>ostream</w:t>
+            </w:r>
+            <w:proofErr w:type="spellEnd"/>
+            <w:r>
+              <w:rPr>
+                <w:rFonts w:ascii="宋体" w:hAnsi="宋体" w:hint="eastAsia"/>
+                <w:bCs/>
+                <w:szCs w:val="21"/>
+              </w:rPr>
+              <w:t>&amp; out, const Fraction&amp; frac);          //重载&lt;&lt;运算符</w:t>
             </w:r>
           </w:p>
           <w:p>
@@ -1513,7 +1598,43 @@
                 <w:bCs/>
                 <w:szCs w:val="21"/>
               </w:rPr>
-              <w:t>friend istream&amp; operator&gt;&gt;(istream&amp; in, Fraction&amp; frac);                 //重载&gt;&gt;运算符</w:t>
+              <w:t xml:space="preserve">friend </w:t>
+            </w:r>
+            <w:proofErr w:type="spellStart"/>
+            <w:r>
+              <w:rPr>
+                <w:rFonts w:ascii="宋体" w:hAnsi="宋体" w:hint="eastAsia"/>
+                <w:bCs/>
+                <w:szCs w:val="21"/>
+              </w:rPr>
+              <w:t>istream</w:t>
+            </w:r>
+            <w:proofErr w:type="spellEnd"/>
+            <w:r>
+              <w:rPr>
+                <w:rFonts w:ascii="宋体" w:hAnsi="宋体" w:hint="eastAsia"/>
+                <w:bCs/>
+                <w:szCs w:val="21"/>
+              </w:rPr>
+              <w:t>&amp; operator&gt;&gt;(</w:t>
+            </w:r>
+            <w:proofErr w:type="spellStart"/>
+            <w:r>
+              <w:rPr>
+                <w:rFonts w:ascii="宋体" w:hAnsi="宋体" w:hint="eastAsia"/>
+                <w:bCs/>
+                <w:szCs w:val="21"/>
+              </w:rPr>
+              <w:t>istream</w:t>
+            </w:r>
+            <w:proofErr w:type="spellEnd"/>
+            <w:r>
+              <w:rPr>
+                <w:rFonts w:ascii="宋体" w:hAnsi="宋体" w:hint="eastAsia"/>
+                <w:bCs/>
+                <w:szCs w:val="21"/>
+              </w:rPr>
+              <w:t>&amp; in, Fraction&amp; frac);                 //重载&gt;&gt;运算符</w:t>
             </w:r>
           </w:p>
           <w:p>
@@ -1532,7 +1653,25 @@
                 <w:szCs w:val="21"/>
               </w:rPr>
               <w:tab/>
-              <w:t>friend void sortFraction(参数列表自行设计);//对分数数组排序</w:t>
+              <w:t xml:space="preserve">friend void </w:t>
+            </w:r>
+            <w:proofErr w:type="spellStart"/>
+            <w:r>
+              <w:rPr>
+                <w:rFonts w:ascii="宋体" w:hAnsi="宋体" w:hint="eastAsia"/>
+                <w:bCs/>
+                <w:szCs w:val="21"/>
+              </w:rPr>
+              <w:t>sortFraction</w:t>
+            </w:r>
+            <w:proofErr w:type="spellEnd"/>
+            <w:r>
+              <w:rPr>
+                <w:rFonts w:ascii="宋体" w:hAnsi="宋体" w:hint="eastAsia"/>
+                <w:bCs/>
+                <w:szCs w:val="21"/>
+              </w:rPr>
+              <w:t>(参数列表自行设计);//对分数数组排序</w:t>
             </w:r>
           </w:p>
           <w:p>
@@ -1567,7 +1706,25 @@
                 <w:bCs/>
                 <w:szCs w:val="21"/>
               </w:rPr>
-              <w:t>Fraction();                      //无参造函数</w:t>
+              <w:t>Fraction();                      //</w:t>
+            </w:r>
+            <w:proofErr w:type="gramStart"/>
+            <w:r>
+              <w:rPr>
+                <w:rFonts w:ascii="宋体" w:hAnsi="宋体" w:hint="eastAsia"/>
+                <w:bCs/>
+                <w:szCs w:val="21"/>
+              </w:rPr>
+              <w:t>无参造</w:t>
+            </w:r>
+            <w:proofErr w:type="gramEnd"/>
+            <w:r>
+              <w:rPr>
+                <w:rFonts w:ascii="宋体" w:hAnsi="宋体" w:hint="eastAsia"/>
+                <w:bCs/>
+                <w:szCs w:val="21"/>
+              </w:rPr>
+              <w:t>函数</w:t>
             </w:r>
           </w:p>
           <w:p>
@@ -1585,7 +1742,25 @@
                 <w:bCs/>
                 <w:szCs w:val="21"/>
               </w:rPr>
-              <w:t>Fraction(int n, int d);          //带参造函数</w:t>
+              <w:t>Fraction(int n, int d);          //</w:t>
+            </w:r>
+            <w:proofErr w:type="gramStart"/>
+            <w:r>
+              <w:rPr>
+                <w:rFonts w:ascii="宋体" w:hAnsi="宋体" w:hint="eastAsia"/>
+                <w:bCs/>
+                <w:szCs w:val="21"/>
+              </w:rPr>
+              <w:t>带参造</w:t>
+            </w:r>
+            <w:proofErr w:type="gramEnd"/>
+            <w:r>
+              <w:rPr>
+                <w:rFonts w:ascii="宋体" w:hAnsi="宋体" w:hint="eastAsia"/>
+                <w:bCs/>
+                <w:szCs w:val="21"/>
+              </w:rPr>
+              <w:t>函数</w:t>
             </w:r>
           </w:p>
           <w:p>
@@ -1603,7 +1778,25 @@
                 <w:bCs/>
                 <w:szCs w:val="21"/>
               </w:rPr>
-              <w:t>Fraction(const Fraction&amp; f);     //复制造函数</w:t>
+              <w:t>Fraction(const Fraction&amp; f);     //</w:t>
+            </w:r>
+            <w:proofErr w:type="gramStart"/>
+            <w:r>
+              <w:rPr>
+                <w:rFonts w:ascii="宋体" w:hAnsi="宋体" w:hint="eastAsia"/>
+                <w:bCs/>
+                <w:szCs w:val="21"/>
+              </w:rPr>
+              <w:t>复制造</w:t>
+            </w:r>
+            <w:proofErr w:type="gramEnd"/>
+            <w:r>
+              <w:rPr>
+                <w:rFonts w:ascii="宋体" w:hAnsi="宋体" w:hint="eastAsia"/>
+                <w:bCs/>
+                <w:szCs w:val="21"/>
+              </w:rPr>
+              <w:t>函数</w:t>
             </w:r>
           </w:p>
           <w:p>
@@ -1621,7 +1814,25 @@
                 <w:bCs/>
                 <w:szCs w:val="21"/>
               </w:rPr>
-              <w:t>void setFraction(int n, int d);  //设置分数的分子和分母</w:t>
+              <w:t xml:space="preserve">void </w:t>
+            </w:r>
+            <w:proofErr w:type="spellStart"/>
+            <w:r>
+              <w:rPr>
+                <w:rFonts w:ascii="宋体" w:hAnsi="宋体" w:hint="eastAsia"/>
+                <w:bCs/>
+                <w:szCs w:val="21"/>
+              </w:rPr>
+              <w:t>setFraction</w:t>
+            </w:r>
+            <w:proofErr w:type="spellEnd"/>
+            <w:r>
+              <w:rPr>
+                <w:rFonts w:ascii="宋体" w:hAnsi="宋体" w:hint="eastAsia"/>
+                <w:bCs/>
+                <w:szCs w:val="21"/>
+              </w:rPr>
+              <w:t>(int n, int d);  //设置分数的分子和分母</w:t>
             </w:r>
           </w:p>
           <w:p>
@@ -1639,7 +1850,25 @@
                 <w:bCs/>
                 <w:szCs w:val="21"/>
               </w:rPr>
-              <w:t>int getNumer();                  //获取分数的分子</w:t>
+              <w:t xml:space="preserve">int </w:t>
+            </w:r>
+            <w:proofErr w:type="spellStart"/>
+            <w:r>
+              <w:rPr>
+                <w:rFonts w:ascii="宋体" w:hAnsi="宋体" w:hint="eastAsia"/>
+                <w:bCs/>
+                <w:szCs w:val="21"/>
+              </w:rPr>
+              <w:t>getNumer</w:t>
+            </w:r>
+            <w:proofErr w:type="spellEnd"/>
+            <w:r>
+              <w:rPr>
+                <w:rFonts w:ascii="宋体" w:hAnsi="宋体" w:hint="eastAsia"/>
+                <w:bCs/>
+                <w:szCs w:val="21"/>
+              </w:rPr>
+              <w:t>();                  //获取分数的分子</w:t>
             </w:r>
           </w:p>
           <w:p>
@@ -1657,7 +1886,25 @@
                 <w:bCs/>
                 <w:szCs w:val="21"/>
               </w:rPr>
-              <w:t>int getDeno();                   //获取分数的分母</w:t>
+              <w:t xml:space="preserve">int </w:t>
+            </w:r>
+            <w:proofErr w:type="spellStart"/>
+            <w:r>
+              <w:rPr>
+                <w:rFonts w:ascii="宋体" w:hAnsi="宋体" w:hint="eastAsia"/>
+                <w:bCs/>
+                <w:szCs w:val="21"/>
+              </w:rPr>
+              <w:t>getDeno</w:t>
+            </w:r>
+            <w:proofErr w:type="spellEnd"/>
+            <w:r>
+              <w:rPr>
+                <w:rFonts w:ascii="宋体" w:hAnsi="宋体" w:hint="eastAsia"/>
+                <w:bCs/>
+                <w:szCs w:val="21"/>
+              </w:rPr>
+              <w:t>();                   //获取分数的分母</w:t>
             </w:r>
           </w:p>
           <w:p>
@@ -1675,7 +1922,25 @@
                 <w:bCs/>
                 <w:szCs w:val="21"/>
               </w:rPr>
-              <w:t>void RdcFrc();                   //当前分数约分</w:t>
+              <w:t xml:space="preserve">void </w:t>
+            </w:r>
+            <w:proofErr w:type="spellStart"/>
+            <w:r>
+              <w:rPr>
+                <w:rFonts w:ascii="宋体" w:hAnsi="宋体" w:hint="eastAsia"/>
+                <w:bCs/>
+                <w:szCs w:val="21"/>
+              </w:rPr>
+              <w:t>RdcFrc</w:t>
+            </w:r>
+            <w:proofErr w:type="spellEnd"/>
+            <w:r>
+              <w:rPr>
+                <w:rFonts w:ascii="宋体" w:hAnsi="宋体" w:hint="eastAsia"/>
+                <w:bCs/>
+                <w:szCs w:val="21"/>
+              </w:rPr>
+              <w:t>();                   //当前分数约分</w:t>
             </w:r>
           </w:p>
           <w:p>
@@ -1711,7 +1976,25 @@
                 <w:szCs w:val="21"/>
               </w:rPr>
               <w:lastRenderedPageBreak/>
-              <w:t>int numer; //分子</w:t>
+              <w:t xml:space="preserve">int </w:t>
+            </w:r>
+            <w:proofErr w:type="spellStart"/>
+            <w:r>
+              <w:rPr>
+                <w:rFonts w:ascii="宋体" w:hAnsi="宋体" w:hint="eastAsia"/>
+                <w:bCs/>
+                <w:szCs w:val="21"/>
+              </w:rPr>
+              <w:t>numer</w:t>
+            </w:r>
+            <w:proofErr w:type="spellEnd"/>
+            <w:r>
+              <w:rPr>
+                <w:rFonts w:ascii="宋体" w:hAnsi="宋体" w:hint="eastAsia"/>
+                <w:bCs/>
+                <w:szCs w:val="21"/>
+              </w:rPr>
+              <w:t>; //分子</w:t>
             </w:r>
           </w:p>
           <w:p>
@@ -1729,7 +2012,25 @@
                 <w:bCs/>
                 <w:szCs w:val="21"/>
               </w:rPr>
-              <w:t>int deno;  //分母</w:t>
+              <w:t xml:space="preserve">int </w:t>
+            </w:r>
+            <w:proofErr w:type="spellStart"/>
+            <w:r>
+              <w:rPr>
+                <w:rFonts w:ascii="宋体" w:hAnsi="宋体" w:hint="eastAsia"/>
+                <w:bCs/>
+                <w:szCs w:val="21"/>
+              </w:rPr>
+              <w:t>deno</w:t>
+            </w:r>
+            <w:proofErr w:type="spellEnd"/>
+            <w:r>
+              <w:rPr>
+                <w:rFonts w:ascii="宋体" w:hAnsi="宋体" w:hint="eastAsia"/>
+                <w:bCs/>
+                <w:szCs w:val="21"/>
+              </w:rPr>
+              <w:t>;  //分母</w:t>
             </w:r>
             <w:r>
               <w:rPr>
@@ -1748,6 +2049,7 @@
                 <w:szCs w:val="21"/>
               </w:rPr>
             </w:pPr>
+            <w:proofErr w:type="gramStart"/>
             <w:r>
               <w:rPr>
                 <w:rFonts w:ascii="宋体" w:hAnsi="宋体" w:hint="eastAsia"/>
@@ -1756,6 +2058,7 @@
               </w:rPr>
               <w:t>};</w:t>
             </w:r>
+            <w:proofErr w:type="gramEnd"/>
           </w:p>
           <w:p>
             <w:pPr>
@@ -3086,7 +3389,13 @@
                                     <w:rPr>
                                       <w:rFonts w:hint="eastAsia"/>
                                     </w:rPr>
-                                    <w:t>请输入一组分数，用逗号隔开，如需由小到大排序用符号</w:t>
+                                    <w:t>请输入</w:t>
+                                  </w:r>
+                                  <w:r>
+                                    <w:rPr>
+                                      <w:rFonts w:hint="eastAsia"/>
+                                    </w:rPr>
+                                    <w:t>一组分数，用逗号隔开，如需由小到大排序用符号</w:t>
                                   </w:r>
                                   <w:r>
                                     <w:rPr>
@@ -3172,7 +3481,21 @@
                               <w:rPr>
                                 <w:rFonts w:hint="eastAsia"/>
                               </w:rPr>
-                              <w:t>请输入一组分数，用逗号隔开，如需由小到大排序用符号</w:t>
+                              <w:t>请输入</w:t>
+                            </w:r>
+                            <w:proofErr w:type="gramStart"/>
+                            <w:r>
+                              <w:rPr>
+                                <w:rFonts w:hint="eastAsia"/>
+                              </w:rPr>
+                              <w:t>一</w:t>
+                            </w:r>
+                            <w:proofErr w:type="gramEnd"/>
+                            <w:r>
+                              <w:rPr>
+                                <w:rFonts w:hint="eastAsia"/>
+                              </w:rPr>
+                              <w:t>组分数，用逗号隔开，如需由小到大排序用符号</w:t>
                             </w:r>
                             <w:r>
                               <w:rPr>
@@ -4986,7 +5309,35 @@
               <w:rPr>
                 <w:rFonts w:ascii="宋体" w:hAnsi="宋体" w:hint="eastAsia"/>
               </w:rPr>
-              <w:t>文档规范，有需求分析、系统设计、系统实现部分，描述较充分。描述具有较好的逻辑性，条理清晰。文字描述较准确，所描述的类图、程序流程图基本准确，无大错。</w:t>
+              <w:t>文档规范，有需求分析、系统设计、系统实现部分，</w:t>
+            </w:r>
+            <w:proofErr w:type="gramStart"/>
+            <w:r>
+              <w:rPr>
+                <w:rFonts w:ascii="宋体" w:hAnsi="宋体" w:hint="eastAsia"/>
+              </w:rPr>
+              <w:t>描述较</w:t>
+            </w:r>
+            <w:proofErr w:type="gramEnd"/>
+            <w:r>
+              <w:rPr>
+                <w:rFonts w:ascii="宋体" w:hAnsi="宋体" w:hint="eastAsia"/>
+              </w:rPr>
+              <w:t>充分。描述具有较好的逻辑性，条理清晰。文字</w:t>
+            </w:r>
+            <w:proofErr w:type="gramStart"/>
+            <w:r>
+              <w:rPr>
+                <w:rFonts w:ascii="宋体" w:hAnsi="宋体" w:hint="eastAsia"/>
+              </w:rPr>
+              <w:t>描述较</w:t>
+            </w:r>
+            <w:proofErr w:type="gramEnd"/>
+            <w:r>
+              <w:rPr>
+                <w:rFonts w:ascii="宋体" w:hAnsi="宋体" w:hint="eastAsia"/>
+              </w:rPr>
+              <w:t>准确，所描述的类图、程序流程图基本准确，无大错。</w:t>
             </w:r>
           </w:p>
         </w:tc>
@@ -5004,7 +5355,21 @@
               <w:rPr>
                 <w:rFonts w:ascii="宋体" w:hAnsi="宋体" w:hint="eastAsia"/>
               </w:rPr>
-              <w:t>文档较规范，有需求分析、系统设计、系统实现部分，但实质性描述较少。描述具有一定的逻辑性，条理较清晰。文字描述较准确，但缺少必要的类图、程序流程图等图表说明。</w:t>
+              <w:t>文档较规范，有需求分析、系统设计、系统实现部分，但实质性描述较少。描述具有一定的逻辑性，条理较清晰。文字</w:t>
+            </w:r>
+            <w:proofErr w:type="gramStart"/>
+            <w:r>
+              <w:rPr>
+                <w:rFonts w:ascii="宋体" w:hAnsi="宋体" w:hint="eastAsia"/>
+              </w:rPr>
+              <w:t>描述较</w:t>
+            </w:r>
+            <w:proofErr w:type="gramEnd"/>
+            <w:r>
+              <w:rPr>
+                <w:rFonts w:ascii="宋体" w:hAnsi="宋体" w:hint="eastAsia"/>
+              </w:rPr>
+              <w:t>准确，但缺少必要的类图、程序流程图等图表说明。</w:t>
             </w:r>
           </w:p>
         </w:tc>
@@ -5022,7 +5387,21 @@
               <w:rPr>
                 <w:rFonts w:ascii="宋体" w:hAnsi="宋体" w:hint="eastAsia"/>
               </w:rPr>
-              <w:t>文档不规范，需求分析、系统设计、系统实现部分不完整。描述缺少逻辑性，条理较清晰。文字描述较准确，但缺少必要的类图、程序流程图等图表说明。</w:t>
+              <w:t>文档不规范，需求分析、系统设计、系统实现部分不完整。描述缺少逻辑性，条理较清晰。文字</w:t>
+            </w:r>
+            <w:proofErr w:type="gramStart"/>
+            <w:r>
+              <w:rPr>
+                <w:rFonts w:ascii="宋体" w:hAnsi="宋体" w:hint="eastAsia"/>
+              </w:rPr>
+              <w:t>描述较</w:t>
+            </w:r>
+            <w:proofErr w:type="gramEnd"/>
+            <w:r>
+              <w:rPr>
+                <w:rFonts w:ascii="宋体" w:hAnsi="宋体" w:hint="eastAsia"/>
+              </w:rPr>
+              <w:t>准确，但缺少必要的类图、程序流程图等图表说明。</w:t>
             </w:r>
           </w:p>
         </w:tc>
@@ -5552,8 +5931,16 @@
         <w:rPr>
           <w:rFonts w:hint="eastAsia"/>
         </w:rPr>
-        <w:t>，避免除零错误</w:t>
-      </w:r>
+        <w:t>，</w:t>
+      </w:r>
+      <w:proofErr w:type="gramStart"/>
+      <w:r>
+        <w:rPr>
+          <w:rFonts w:hint="eastAsia"/>
+        </w:rPr>
+        <w:t>避免除零错误</w:t>
+      </w:r>
+      <w:proofErr w:type="gramEnd"/>
     </w:p>
     <w:p>
       <w:pPr>
@@ -5758,12 +6145,14 @@
         <w:lastRenderedPageBreak/>
         <w:t>实现约分功能（</w:t>
       </w:r>
+      <w:proofErr w:type="spellStart"/>
       <w:r>
         <w:rPr>
           <w:rFonts w:hint="eastAsia"/>
         </w:rPr>
         <w:t>RdcFrc</w:t>
       </w:r>
+      <w:proofErr w:type="spellEnd"/>
       <w:r>
         <w:rPr>
           <w:rFonts w:hint="eastAsia"/>
@@ -5989,12 +6378,14 @@
         <w:spacing w:after="200"/>
         <w:jc w:val="left"/>
       </w:pPr>
+      <w:proofErr w:type="spellStart"/>
       <w:r>
         <w:rPr>
           <w:rFonts w:hint="eastAsia"/>
         </w:rPr>
         <w:t>sortFraction</w:t>
       </w:r>
+      <w:proofErr w:type="spellEnd"/>
       <w:r>
         <w:rPr>
           <w:rFonts w:hint="eastAsia"/>
@@ -6452,6 +6843,497 @@
     </w:p>
     <w:p>
       <w:pPr>
+        <w:widowControl/>
+        <w:tabs>
+          <w:tab w:val="left" w:pos="1571"/>
+        </w:tabs>
+        <w:spacing w:after="200"/>
+        <w:jc w:val="left"/>
+        <w:rPr>
+          <w:b/>
+          <w:bCs/>
+        </w:rPr>
+      </w:pPr>
+      <w:r>
+        <w:rPr>
+          <w:rFonts w:asciiTheme="majorHAnsi" w:eastAsiaTheme="majorHAnsi" w:hAnsiTheme="majorHAnsi" w:hint="eastAsia"/>
+          <w:b/>
+          <w:bCs/>
+          <w:sz w:val="24"/>
+          <w:szCs w:val="22"/>
+        </w:rPr>
+        <w:t>实现效果</w:t>
+      </w:r>
+      <w:r>
+        <w:rPr>
+          <w:rFonts w:hint="eastAsia"/>
+          <w:b/>
+          <w:bCs/>
+        </w:rPr>
+        <w:t>：</w:t>
+      </w:r>
+      <w:r>
+        <w:rPr>
+          <w:b/>
+          <w:bCs/>
+        </w:rPr>
+        <w:tab/>
+      </w:r>
+    </w:p>
+    <w:p>
+      <w:pPr>
+        <w:keepNext/>
+        <w:widowControl/>
+        <w:tabs>
+          <w:tab w:val="left" w:pos="1571"/>
+        </w:tabs>
+        <w:spacing w:after="200"/>
+        <w:jc w:val="left"/>
+      </w:pPr>
+      <w:r>
+        <w:rPr>
+          <w:noProof/>
+        </w:rPr>
+        <w:drawing>
+          <wp:inline distT="0" distB="0" distL="0" distR="0" wp14:anchorId="2AA82359" wp14:editId="511862AA">
+            <wp:extent cx="5486400" cy="2933065"/>
+            <wp:effectExtent l="0" t="0" r="0" b="635"/>
+            <wp:docPr id="1814592253" name="图片 1" descr="图片包含 图形用户界面&#10;&#10;AI 生成的内容可能不正确。"/>
+            <wp:cNvGraphicFramePr>
+              <a:graphicFrameLocks xmlns:a="http://schemas.openxmlformats.org/drawingml/2006/main" noChangeAspect="1"/>
+            </wp:cNvGraphicFramePr>
+            <a:graphic xmlns:a="http://schemas.openxmlformats.org/drawingml/2006/main">
+              <a:graphicData uri="http://schemas.openxmlformats.org/drawingml/2006/picture">
+                <pic:pic xmlns:pic="http://schemas.openxmlformats.org/drawingml/2006/picture">
+                  <pic:nvPicPr>
+                    <pic:cNvPr id="1814592253" name="图片 1" descr="图片包含 图形用户界面&#10;&#10;AI 生成的内容可能不正确。"/>
+                    <pic:cNvPicPr/>
+                  </pic:nvPicPr>
+                  <pic:blipFill>
+                    <a:blip r:embed="rId11"/>
+                    <a:stretch>
+                      <a:fillRect/>
+                    </a:stretch>
+                  </pic:blipFill>
+                  <pic:spPr>
+                    <a:xfrm>
+                      <a:off x="0" y="0"/>
+                      <a:ext cx="5486400" cy="2933065"/>
+                    </a:xfrm>
+                    <a:prstGeom prst="rect">
+                      <a:avLst/>
+                    </a:prstGeom>
+                  </pic:spPr>
+                </pic:pic>
+              </a:graphicData>
+            </a:graphic>
+          </wp:inline>
+        </w:drawing>
+      </w:r>
+    </w:p>
+    <w:p>
+      <w:pPr>
+        <w:pStyle w:val="af"/>
+        <w:jc w:val="left"/>
+        <w:rPr>
+          <w:rFonts w:hint="eastAsia"/>
+        </w:rPr>
+      </w:pPr>
+      <w:r>
+        <w:rPr>
+          <w:rFonts w:hint="eastAsia"/>
+        </w:rPr>
+        <w:t>图</w:t>
+      </w:r>
+      <w:r>
+        <w:rPr>
+          <w:rFonts w:hint="eastAsia"/>
+        </w:rPr>
+        <w:t xml:space="preserve"> </w:t>
+      </w:r>
+      <w:r>
+        <w:fldChar w:fldCharType="begin"/>
+      </w:r>
+      <w:r>
+        <w:instrText xml:space="preserve"> </w:instrText>
+      </w:r>
+      <w:r>
+        <w:rPr>
+          <w:rFonts w:hint="eastAsia"/>
+        </w:rPr>
+        <w:instrText xml:space="preserve">SEQ </w:instrText>
+      </w:r>
+      <w:r>
+        <w:rPr>
+          <w:rFonts w:hint="eastAsia"/>
+        </w:rPr>
+        <w:instrText>图</w:instrText>
+      </w:r>
+      <w:r>
+        <w:rPr>
+          <w:rFonts w:hint="eastAsia"/>
+        </w:rPr>
+        <w:instrText xml:space="preserve"> \* ARABIC</w:instrText>
+      </w:r>
+      <w:r>
+        <w:instrText xml:space="preserve"> </w:instrText>
+      </w:r>
+      <w:r>
+        <w:fldChar w:fldCharType="separate"/>
+      </w:r>
+      <w:r>
+        <w:rPr>
+          <w:rFonts w:hint="eastAsia"/>
+          <w:noProof/>
+        </w:rPr>
+        <w:t>1</w:t>
+      </w:r>
+      <w:r>
+        <w:fldChar w:fldCharType="end"/>
+      </w:r>
+      <w:r>
+        <w:rPr>
+          <w:rFonts w:hint="eastAsia"/>
+        </w:rPr>
+        <w:t>主菜单实现</w:t>
+      </w:r>
+    </w:p>
+    <w:p>
+      <w:pPr>
+        <w:keepNext/>
+      </w:pPr>
+      <w:r>
+        <w:rPr>
+          <w:noProof/>
+        </w:rPr>
+        <w:drawing>
+          <wp:inline distT="0" distB="0" distL="0" distR="0" wp14:anchorId="00199AFF" wp14:editId="79DBECB5">
+            <wp:extent cx="5486400" cy="2933065"/>
+            <wp:effectExtent l="0" t="0" r="0" b="635"/>
+            <wp:docPr id="354924217" name="图片 1" descr="文本&#10;&#10;AI 生成的内容可能不正确。"/>
+            <wp:cNvGraphicFramePr>
+              <a:graphicFrameLocks xmlns:a="http://schemas.openxmlformats.org/drawingml/2006/main" noChangeAspect="1"/>
+            </wp:cNvGraphicFramePr>
+            <a:graphic xmlns:a="http://schemas.openxmlformats.org/drawingml/2006/main">
+              <a:graphicData uri="http://schemas.openxmlformats.org/drawingml/2006/picture">
+                <pic:pic xmlns:pic="http://schemas.openxmlformats.org/drawingml/2006/picture">
+                  <pic:nvPicPr>
+                    <pic:cNvPr id="354924217" name="图片 1" descr="文本&#10;&#10;AI 生成的内容可能不正确。"/>
+                    <pic:cNvPicPr/>
+                  </pic:nvPicPr>
+                  <pic:blipFill>
+                    <a:blip r:embed="rId12"/>
+                    <a:stretch>
+                      <a:fillRect/>
+                    </a:stretch>
+                  </pic:blipFill>
+                  <pic:spPr>
+                    <a:xfrm>
+                      <a:off x="0" y="0"/>
+                      <a:ext cx="5486400" cy="2933065"/>
+                    </a:xfrm>
+                    <a:prstGeom prst="rect">
+                      <a:avLst/>
+                    </a:prstGeom>
+                  </pic:spPr>
+                </pic:pic>
+              </a:graphicData>
+            </a:graphic>
+          </wp:inline>
+        </w:drawing>
+      </w:r>
+    </w:p>
+    <w:p>
+      <w:pPr>
+        <w:pStyle w:val="af"/>
+        <w:rPr>
+          <w:rFonts w:hint="eastAsia"/>
+        </w:rPr>
+      </w:pPr>
+      <w:r>
+        <w:rPr>
+          <w:rFonts w:hint="eastAsia"/>
+        </w:rPr>
+        <w:t>图</w:t>
+      </w:r>
+      <w:r>
+        <w:rPr>
+          <w:rFonts w:hint="eastAsia"/>
+        </w:rPr>
+        <w:t xml:space="preserve"> </w:t>
+      </w:r>
+      <w:r>
+        <w:fldChar w:fldCharType="begin"/>
+      </w:r>
+      <w:r>
+        <w:instrText xml:space="preserve"> </w:instrText>
+      </w:r>
+      <w:r>
+        <w:rPr>
+          <w:rFonts w:hint="eastAsia"/>
+        </w:rPr>
+        <w:instrText xml:space="preserve">SEQ </w:instrText>
+      </w:r>
+      <w:r>
+        <w:rPr>
+          <w:rFonts w:hint="eastAsia"/>
+        </w:rPr>
+        <w:instrText>图</w:instrText>
+      </w:r>
+      <w:r>
+        <w:rPr>
+          <w:rFonts w:hint="eastAsia"/>
+        </w:rPr>
+        <w:instrText xml:space="preserve"> \* ARABIC</w:instrText>
+      </w:r>
+      <w:r>
+        <w:instrText xml:space="preserve"> </w:instrText>
+      </w:r>
+      <w:r>
+        <w:fldChar w:fldCharType="separate"/>
+      </w:r>
+      <w:r>
+        <w:rPr>
+          <w:rFonts w:hint="eastAsia"/>
+          <w:noProof/>
+        </w:rPr>
+        <w:t>2</w:t>
+      </w:r>
+      <w:r>
+        <w:fldChar w:fldCharType="end"/>
+      </w:r>
+      <w:r>
+        <w:rPr>
+          <w:rFonts w:hint="eastAsia"/>
+        </w:rPr>
+        <w:t>分数计算菜单实现</w:t>
+      </w:r>
+    </w:p>
+    <w:p>
+      <w:pPr>
+        <w:keepNext/>
+      </w:pPr>
+      <w:r>
+        <w:rPr>
+          <w:noProof/>
+        </w:rPr>
+        <w:lastRenderedPageBreak/>
+        <w:drawing>
+          <wp:inline distT="0" distB="0" distL="0" distR="0" wp14:anchorId="649D21BD" wp14:editId="417A9B8B">
+            <wp:extent cx="5486400" cy="2933065"/>
+            <wp:effectExtent l="0" t="0" r="0" b="635"/>
+            <wp:docPr id="892982250" name="图片 1" descr="文本&#10;&#10;AI 生成的内容可能不正确。"/>
+            <wp:cNvGraphicFramePr>
+              <a:graphicFrameLocks xmlns:a="http://schemas.openxmlformats.org/drawingml/2006/main" noChangeAspect="1"/>
+            </wp:cNvGraphicFramePr>
+            <a:graphic xmlns:a="http://schemas.openxmlformats.org/drawingml/2006/main">
+              <a:graphicData uri="http://schemas.openxmlformats.org/drawingml/2006/picture">
+                <pic:pic xmlns:pic="http://schemas.openxmlformats.org/drawingml/2006/picture">
+                  <pic:nvPicPr>
+                    <pic:cNvPr id="892982250" name="图片 1" descr="文本&#10;&#10;AI 生成的内容可能不正确。"/>
+                    <pic:cNvPicPr/>
+                  </pic:nvPicPr>
+                  <pic:blipFill>
+                    <a:blip r:embed="rId13"/>
+                    <a:stretch>
+                      <a:fillRect/>
+                    </a:stretch>
+                  </pic:blipFill>
+                  <pic:spPr>
+                    <a:xfrm>
+                      <a:off x="0" y="0"/>
+                      <a:ext cx="5486400" cy="2933065"/>
+                    </a:xfrm>
+                    <a:prstGeom prst="rect">
+                      <a:avLst/>
+                    </a:prstGeom>
+                  </pic:spPr>
+                </pic:pic>
+              </a:graphicData>
+            </a:graphic>
+          </wp:inline>
+        </w:drawing>
+      </w:r>
+    </w:p>
+    <w:p>
+      <w:pPr>
+        <w:pStyle w:val="af"/>
+        <w:rPr>
+          <w:rFonts w:hint="eastAsia"/>
+        </w:rPr>
+      </w:pPr>
+      <w:r>
+        <w:rPr>
+          <w:rFonts w:hint="eastAsia"/>
+        </w:rPr>
+        <w:t>图</w:t>
+      </w:r>
+      <w:r>
+        <w:rPr>
+          <w:rFonts w:hint="eastAsia"/>
+        </w:rPr>
+        <w:t xml:space="preserve"> </w:t>
+      </w:r>
+      <w:r>
+        <w:fldChar w:fldCharType="begin"/>
+      </w:r>
+      <w:r>
+        <w:instrText xml:space="preserve"> </w:instrText>
+      </w:r>
+      <w:r>
+        <w:rPr>
+          <w:rFonts w:hint="eastAsia"/>
+        </w:rPr>
+        <w:instrText xml:space="preserve">SEQ </w:instrText>
+      </w:r>
+      <w:r>
+        <w:rPr>
+          <w:rFonts w:hint="eastAsia"/>
+        </w:rPr>
+        <w:instrText>图</w:instrText>
+      </w:r>
+      <w:r>
+        <w:rPr>
+          <w:rFonts w:hint="eastAsia"/>
+        </w:rPr>
+        <w:instrText xml:space="preserve"> \* ARABIC</w:instrText>
+      </w:r>
+      <w:r>
+        <w:instrText xml:space="preserve"> </w:instrText>
+      </w:r>
+      <w:r>
+        <w:fldChar w:fldCharType="separate"/>
+      </w:r>
+      <w:r>
+        <w:rPr>
+          <w:rFonts w:hint="eastAsia"/>
+          <w:noProof/>
+        </w:rPr>
+        <w:t>3</w:t>
+      </w:r>
+      <w:r>
+        <w:fldChar w:fldCharType="end"/>
+      </w:r>
+      <w:r>
+        <w:rPr>
+          <w:rFonts w:hint="eastAsia"/>
+        </w:rPr>
+        <w:t>分数排序菜单实现</w:t>
+      </w:r>
+    </w:p>
+    <w:p>
+      <w:pPr>
+        <w:keepNext/>
+      </w:pPr>
+      <w:r>
+        <w:rPr>
+          <w:noProof/>
+        </w:rPr>
+        <w:drawing>
+          <wp:inline distT="0" distB="0" distL="0" distR="0" wp14:anchorId="2E0F168D" wp14:editId="2BFB9E64">
+            <wp:extent cx="5486400" cy="2933065"/>
+            <wp:effectExtent l="0" t="0" r="0" b="635"/>
+            <wp:docPr id="670698984" name="图片 1" descr="图形用户界面&#10;&#10;AI 生成的内容可能不正确。"/>
+            <wp:cNvGraphicFramePr>
+              <a:graphicFrameLocks xmlns:a="http://schemas.openxmlformats.org/drawingml/2006/main" noChangeAspect="1"/>
+            </wp:cNvGraphicFramePr>
+            <a:graphic xmlns:a="http://schemas.openxmlformats.org/drawingml/2006/main">
+              <a:graphicData uri="http://schemas.openxmlformats.org/drawingml/2006/picture">
+                <pic:pic xmlns:pic="http://schemas.openxmlformats.org/drawingml/2006/picture">
+                  <pic:nvPicPr>
+                    <pic:cNvPr id="670698984" name="图片 1" descr="图形用户界面&#10;&#10;AI 生成的内容可能不正确。"/>
+                    <pic:cNvPicPr/>
+                  </pic:nvPicPr>
+                  <pic:blipFill>
+                    <a:blip r:embed="rId14"/>
+                    <a:stretch>
+                      <a:fillRect/>
+                    </a:stretch>
+                  </pic:blipFill>
+                  <pic:spPr>
+                    <a:xfrm>
+                      <a:off x="0" y="0"/>
+                      <a:ext cx="5486400" cy="2933065"/>
+                    </a:xfrm>
+                    <a:prstGeom prst="rect">
+                      <a:avLst/>
+                    </a:prstGeom>
+                  </pic:spPr>
+                </pic:pic>
+              </a:graphicData>
+            </a:graphic>
+          </wp:inline>
+        </w:drawing>
+      </w:r>
+    </w:p>
+    <w:p>
+      <w:pPr>
+        <w:pStyle w:val="af"/>
+        <w:rPr>
+          <w:rFonts w:hint="eastAsia"/>
+        </w:rPr>
+      </w:pPr>
+      <w:r>
+        <w:rPr>
+          <w:rFonts w:hint="eastAsia"/>
+        </w:rPr>
+        <w:t>图</w:t>
+      </w:r>
+      <w:r>
+        <w:rPr>
+          <w:rFonts w:hint="eastAsia"/>
+        </w:rPr>
+        <w:t xml:space="preserve"> </w:t>
+      </w:r>
+      <w:r>
+        <w:fldChar w:fldCharType="begin"/>
+      </w:r>
+      <w:r>
+        <w:instrText xml:space="preserve"> </w:instrText>
+      </w:r>
+      <w:r>
+        <w:rPr>
+          <w:rFonts w:hint="eastAsia"/>
+        </w:rPr>
+        <w:instrText xml:space="preserve">SEQ </w:instrText>
+      </w:r>
+      <w:r>
+        <w:rPr>
+          <w:rFonts w:hint="eastAsia"/>
+        </w:rPr>
+        <w:instrText>图</w:instrText>
+      </w:r>
+      <w:r>
+        <w:rPr>
+          <w:rFonts w:hint="eastAsia"/>
+        </w:rPr>
+        <w:instrText xml:space="preserve"> \* ARABIC</w:instrText>
+      </w:r>
+      <w:r>
+        <w:instrText xml:space="preserve"> </w:instrText>
+      </w:r>
+      <w:r>
+        <w:fldChar w:fldCharType="separate"/>
+      </w:r>
+      <w:r>
+        <w:rPr>
+          <w:rFonts w:hint="eastAsia"/>
+          <w:noProof/>
+        </w:rPr>
+        <w:t>4</w:t>
+      </w:r>
+      <w:r>
+        <w:fldChar w:fldCharType="end"/>
+      </w:r>
+      <w:r>
+        <w:rPr>
+          <w:rFonts w:hint="eastAsia"/>
+        </w:rPr>
+        <w:t>异常处理实现</w:t>
+      </w:r>
+    </w:p>
+    <w:p>
+      <w:pPr>
         <w:pStyle w:val="4"/>
         <w:rPr>
           <w:rFonts w:hint="eastAsia"/>
@@ -6583,6 +7465,7 @@
           <w:b/>
           <w:bCs/>
         </w:rPr>
+        <w:lastRenderedPageBreak/>
         <w:t>运算符重载技术</w:t>
       </w:r>
       <w:r>
@@ -6796,6 +7679,123 @@
     </w:p>
     <w:p>
       <w:pPr>
+        <w:keepNext/>
+        <w:widowControl/>
+        <w:spacing w:after="200"/>
+        <w:ind w:left="720"/>
+        <w:jc w:val="left"/>
+      </w:pPr>
+      <w:r>
+        <w:rPr>
+          <w:noProof/>
+        </w:rPr>
+        <w:drawing>
+          <wp:inline distT="0" distB="0" distL="0" distR="0" wp14:anchorId="2F446252" wp14:editId="46CE03DC">
+            <wp:extent cx="2385391" cy="1446327"/>
+            <wp:effectExtent l="0" t="0" r="0" b="1905"/>
+            <wp:docPr id="484345002" name="图片 1" descr="文本&#10;&#10;AI 生成的内容可能不正确。"/>
+            <wp:cNvGraphicFramePr>
+              <a:graphicFrameLocks xmlns:a="http://schemas.openxmlformats.org/drawingml/2006/main" noChangeAspect="1"/>
+            </wp:cNvGraphicFramePr>
+            <a:graphic xmlns:a="http://schemas.openxmlformats.org/drawingml/2006/main">
+              <a:graphicData uri="http://schemas.openxmlformats.org/drawingml/2006/picture">
+                <pic:pic xmlns:pic="http://schemas.openxmlformats.org/drawingml/2006/picture">
+                  <pic:nvPicPr>
+                    <pic:cNvPr id="484345002" name="图片 1" descr="文本&#10;&#10;AI 生成的内容可能不正确。"/>
+                    <pic:cNvPicPr/>
+                  </pic:nvPicPr>
+                  <pic:blipFill>
+                    <a:blip r:embed="rId15"/>
+                    <a:stretch>
+                      <a:fillRect/>
+                    </a:stretch>
+                  </pic:blipFill>
+                  <pic:spPr>
+                    <a:xfrm>
+                      <a:off x="0" y="0"/>
+                      <a:ext cx="2407575" cy="1459778"/>
+                    </a:xfrm>
+                    <a:prstGeom prst="rect">
+                      <a:avLst/>
+                    </a:prstGeom>
+                  </pic:spPr>
+                </pic:pic>
+              </a:graphicData>
+            </a:graphic>
+          </wp:inline>
+        </w:drawing>
+      </w:r>
+    </w:p>
+    <w:p>
+      <w:pPr>
+        <w:pStyle w:val="af"/>
+        <w:ind w:left="295" w:firstLine="425"/>
+        <w:jc w:val="left"/>
+        <w:rPr>
+          <w:rFonts w:hint="eastAsia"/>
+        </w:rPr>
+      </w:pPr>
+      <w:r>
+        <w:rPr>
+          <w:rFonts w:hint="eastAsia"/>
+        </w:rPr>
+        <w:t>图</w:t>
+      </w:r>
+      <w:r>
+        <w:rPr>
+          <w:rFonts w:hint="eastAsia"/>
+        </w:rPr>
+        <w:t xml:space="preserve"> </w:t>
+      </w:r>
+      <w:r>
+        <w:fldChar w:fldCharType="begin"/>
+      </w:r>
+      <w:r>
+        <w:instrText xml:space="preserve"> </w:instrText>
+      </w:r>
+      <w:r>
+        <w:rPr>
+          <w:rFonts w:hint="eastAsia"/>
+        </w:rPr>
+        <w:instrText xml:space="preserve">SEQ </w:instrText>
+      </w:r>
+      <w:r>
+        <w:rPr>
+          <w:rFonts w:hint="eastAsia"/>
+        </w:rPr>
+        <w:instrText>图</w:instrText>
+      </w:r>
+      <w:r>
+        <w:rPr>
+          <w:rFonts w:hint="eastAsia"/>
+        </w:rPr>
+        <w:instrText xml:space="preserve"> \* ARABIC</w:instrText>
+      </w:r>
+      <w:r>
+        <w:instrText xml:space="preserve"> </w:instrText>
+      </w:r>
+      <w:r>
+        <w:fldChar w:fldCharType="separate"/>
+      </w:r>
+      <w:r>
+        <w:rPr>
+          <w:rFonts w:hint="eastAsia"/>
+          <w:noProof/>
+        </w:rPr>
+        <w:t>5</w:t>
+      </w:r>
+      <w:r>
+        <w:fldChar w:fldCharType="end"/>
+      </w:r>
+      <w:r>
+        <w:rPr>
+          <w:rFonts w:hint="eastAsia"/>
+        </w:rPr>
+        <w:t>辗转相除法</w:t>
+      </w:r>
+    </w:p>
+    <w:p>
+      <w:pPr>
         <w:widowControl/>
         <w:numPr>
           <w:ilvl w:val="0"/>
@@ -6825,6 +7825,123 @@
     </w:p>
     <w:p>
       <w:pPr>
+        <w:keepNext/>
+        <w:widowControl/>
+        <w:spacing w:after="200"/>
+        <w:ind w:left="720"/>
+        <w:jc w:val="left"/>
+      </w:pPr>
+      <w:r>
+        <w:rPr>
+          <w:noProof/>
+        </w:rPr>
+        <w:drawing>
+          <wp:inline distT="0" distB="0" distL="0" distR="0" wp14:anchorId="2FC5A007" wp14:editId="65095431">
+            <wp:extent cx="5486400" cy="930275"/>
+            <wp:effectExtent l="0" t="0" r="0" b="3175"/>
+            <wp:docPr id="836249501" name="图片 1" descr="文本&#10;&#10;AI 生成的内容可能不正确。"/>
+            <wp:cNvGraphicFramePr>
+              <a:graphicFrameLocks xmlns:a="http://schemas.openxmlformats.org/drawingml/2006/main" noChangeAspect="1"/>
+            </wp:cNvGraphicFramePr>
+            <a:graphic xmlns:a="http://schemas.openxmlformats.org/drawingml/2006/main">
+              <a:graphicData uri="http://schemas.openxmlformats.org/drawingml/2006/picture">
+                <pic:pic xmlns:pic="http://schemas.openxmlformats.org/drawingml/2006/picture">
+                  <pic:nvPicPr>
+                    <pic:cNvPr id="836249501" name="图片 1" descr="文本&#10;&#10;AI 生成的内容可能不正确。"/>
+                    <pic:cNvPicPr/>
+                  </pic:nvPicPr>
+                  <pic:blipFill>
+                    <a:blip r:embed="rId16"/>
+                    <a:stretch>
+                      <a:fillRect/>
+                    </a:stretch>
+                  </pic:blipFill>
+                  <pic:spPr>
+                    <a:xfrm>
+                      <a:off x="0" y="0"/>
+                      <a:ext cx="5486400" cy="930275"/>
+                    </a:xfrm>
+                    <a:prstGeom prst="rect">
+                      <a:avLst/>
+                    </a:prstGeom>
+                  </pic:spPr>
+                </pic:pic>
+              </a:graphicData>
+            </a:graphic>
+          </wp:inline>
+        </w:drawing>
+      </w:r>
+    </w:p>
+    <w:p>
+      <w:pPr>
+        <w:pStyle w:val="af"/>
+        <w:ind w:left="295" w:firstLine="425"/>
+        <w:jc w:val="left"/>
+        <w:rPr>
+          <w:rFonts w:hint="eastAsia"/>
+        </w:rPr>
+      </w:pPr>
+      <w:r>
+        <w:rPr>
+          <w:rFonts w:hint="eastAsia"/>
+        </w:rPr>
+        <w:t>图</w:t>
+      </w:r>
+      <w:r>
+        <w:rPr>
+          <w:rFonts w:hint="eastAsia"/>
+        </w:rPr>
+        <w:t xml:space="preserve"> </w:t>
+      </w:r>
+      <w:r>
+        <w:fldChar w:fldCharType="begin"/>
+      </w:r>
+      <w:r>
+        <w:instrText xml:space="preserve"> </w:instrText>
+      </w:r>
+      <w:r>
+        <w:rPr>
+          <w:rFonts w:hint="eastAsia"/>
+        </w:rPr>
+        <w:instrText xml:space="preserve">SEQ </w:instrText>
+      </w:r>
+      <w:r>
+        <w:rPr>
+          <w:rFonts w:hint="eastAsia"/>
+        </w:rPr>
+        <w:instrText>图</w:instrText>
+      </w:r>
+      <w:r>
+        <w:rPr>
+          <w:rFonts w:hint="eastAsia"/>
+        </w:rPr>
+        <w:instrText xml:space="preserve"> \* ARABIC</w:instrText>
+      </w:r>
+      <w:r>
+        <w:instrText xml:space="preserve"> </w:instrText>
+      </w:r>
+      <w:r>
+        <w:fldChar w:fldCharType="separate"/>
+      </w:r>
+      <w:r>
+        <w:rPr>
+          <w:rFonts w:hint="eastAsia"/>
+          <w:noProof/>
+        </w:rPr>
+        <w:t>6</w:t>
+      </w:r>
+      <w:r>
+        <w:fldChar w:fldCharType="end"/>
+      </w:r>
+      <w:r>
+        <w:rPr>
+          <w:rFonts w:hint="eastAsia"/>
+        </w:rPr>
+        <w:t>动态数组管理</w:t>
+      </w:r>
+    </w:p>
+    <w:p>
+      <w:pPr>
         <w:pStyle w:val="4"/>
         <w:rPr>
           <w:rFonts w:hint="eastAsia"/>
@@ -6865,7 +7982,7 @@
       <w:r>
         <w:t xml:space="preserve">. </w:t>
       </w:r>
-      <w:hyperlink r:id="rId11">
+      <w:hyperlink r:id="rId17">
         <w:r>
           <w:rPr>
             <w:rStyle w:val="ad"/>
@@ -6884,8 +8001,13 @@
         <w:spacing w:after="200"/>
         <w:jc w:val="left"/>
       </w:pPr>
-      <w:r>
-        <w:t xml:space="preserve">GeeksforGeeks. </w:t>
+      <w:proofErr w:type="spellStart"/>
+      <w:r>
+        <w:t>GeeksforGeeks</w:t>
+      </w:r>
+      <w:proofErr w:type="spellEnd"/>
+      <w:r>
+        <w:t xml:space="preserve">. </w:t>
       </w:r>
       <w:r>
         <w:rPr>
@@ -6897,7 +8019,7 @@
       <w:r>
         <w:t xml:space="preserve">. </w:t>
       </w:r>
-      <w:hyperlink r:id="rId12">
+      <w:hyperlink r:id="rId18">
         <w:r>
           <w:rPr>
             <w:rStyle w:val="ad"/>
@@ -8196,6 +9318,18 @@
       <w:u w:val="single"/>
     </w:rPr>
   </w:style>
+  <w:style w:type="paragraph" w:styleId="af">
+    <w:name w:val="caption"/>
+    <w:basedOn w:val="a"/>
+    <w:next w:val="a"/>
+    <w:unhideWhenUsed/>
+    <w:qFormat/>
+    <w:rsid w:val="00854610"/>
+    <w:rPr>
+      <w:rFonts w:asciiTheme="majorHAnsi" w:eastAsia="黑体" w:hAnsiTheme="majorHAnsi" w:cstheme="majorBidi"/>
+      <w:sz w:val="20"/>
+    </w:rPr>
+  </w:style>
 </w:styles>
 </file>
 
